--- a/content-src/docx/I G 2001 03 31 OBrien interview.docx
+++ b/content-src/docx/I G 2001 03 31 OBrien interview.docx
@@ -77,7 +77,7 @@
     </w:p>
     <w:p>
       <w:r>
-        <w:t xml:space="preserve">He has also moved into drama: a verse play about politics called Laughter When We’re Dead led on to other projects, including Downriver, a musical-theatre work, with the jazz composer Keith Morris; it ran at the Playhouse in Newcastle, and they are now working on a full-length version. That early delight in Macbeth has come full circle. O’Brien points out that the form is enjoying a small renaissance – Tony Harrison, Simon Armitage, Glyn Maxwell, and others have all written verse dramas in the past 10 years. “I think its a good opportunity,” he says: and then, perhaps remembering the hours of carry-outs and rain, “Well, it gets you out of the house, for one thing.”</w:t>
+        <w:t xml:space="preserve">He has also moved into drama: a verse play about politics called Laughter When We’re Dead led on to other projects, including Downriver, a musical-theatre work, with the jazz composer Keith Morris; it ran at the Playhouse in Newcastle, and they are now working on a full-length version. That early delight in Macbeth has come full circle. O’Brien points out that the form is enjoying a small renaissance – Tony Harrison, Simon Armitage, Glyn Maxwell, and others have all written verse dramas in the past 10 years. “I think it’s a good opportunity,” he says: and then, perhaps remembering the hours of carry-outs and rain, “Well, it gets you out of the house, for one thing.”</w:t>
       </w:r>
     </w:p>
     <w:sectPr/>

--- a/content-src/docx/I G 2001 03 31 OBrien interview.docx
+++ b/content-src/docx/I G 2001 03 31 OBrien interview.docx
@@ -37,7 +37,7 @@
     </w:p>
     <w:p>
       <w:r>
-        <w:t xml:space="preserve">&lt;category&gt;interviews, poetry&lt;/category&gt;</w:t>
+        <w:t xml:space="preserve">&lt;category&gt;interviews&lt;/category&gt;</w:t>
       </w:r>
     </w:p>
     <w:p>

--- a/content-src/docx/I G 2001 03 31 OBrien interview.docx
+++ b/content-src/docx/I G 2001 03 31 OBrien interview.docx
@@ -57,7 +57,7 @@
     </w:p>
     <w:p>
       <w:r>
-        <w:t xml:space="preserve">But the mature writing came with his career as a teacher, when he moved to live on the Kent-Sussex border in 1980-81: “It was the high period of Thatcherism and the social contrasts between south and north were very marked, not just economically but at the level of attitude. It introduced a kind of political education into the poems; that and the miner’s strike... I had a feeling that poetry ought to be able to deal with political subjects. There’s still a suspicion in English poetry that you defile yourself as with pitch if you go near politics. I don’t think that has to be the case; politics is just as susceptible to the verbal imagination as any subject.”</w:t>
+        <w:t xml:space="preserve">But the mature writing came with his career as a teacher, when he moved to live on the Kent-Sussex border in 1980-81: “It was the high period of Thatcherism and the social contrasts between south and north were very marked, not just economically but at the level of attitude. It introduced a kind of political education into the poems; that and the miner’s strike… I had a feeling that poetry ought to be able to deal with political subjects. There’s still a suspicion in English poetry that you defile yourself as with pitch if you go near politics. I don’t think that has to be the case; politics is just as susceptible to the verbal imagination as any subject.”</w:t>
       </w:r>
     </w:p>
     <w:p>
@@ -72,7 +72,7 @@
     </w:p>
     <w:p>
       <w:r>
-        <w:t xml:space="preserve">The Poetry Book Society has organized a tour, named “A Fine Excess”, kicking off in May, in which O’Brien and fellow poet Michael Donaghy will not only read their own work, but discuss themes in poetry and read poems by other writers. “The idea is to talk about serious topics in a way that doesn’t require the audience to be experts but doesn’t assume them to be idiots either. The general reader and listener should find it good fun.” Will there be T-shirts? O’Brien, a humorous and genial man, guffaws. “Yeah, we’re having one made saying No Sleep Till Basingstoke...”</w:t>
+        <w:t xml:space="preserve">The Poetry Book Society has organized a tour, named “A Fine Excess”, kicking off in May, in which O’Brien and fellow poet Michael Donaghy will not only read their own work, but discuss themes in poetry and read poems by other writers. “The idea is to talk about serious topics in a way that doesn’t require the audience to be experts but doesn’t assume them to be idiots either. The general reader and listener should find it good fun.” Will there be T-shirts? O’Brien, a humorous and genial man, guffaws. “Yeah, we’re having one made saying No Sleep Till Basingstoke…”</w:t>
       </w:r>
     </w:p>
     <w:p>
